--- a/templates/indemnification-agreement-ccorp.docx
+++ b/templates/indemnification-agreement-ccorp.docx
@@ -4,6 +4,7 @@
   <w:body>
     <w:p>
       <w:pPr>
+        <w:pStyle w:val="GLInstructionBlock"/>
         <w:spacing w:after="240"/>
         <w:jc w:val="left"/>
       </w:pPr>
@@ -52,16 +53,16 @@
           <w:sz w:val="24"/>
           <w:szCs w:val="24"/>
         </w:rPr>
-        <w:t xml:space="preserve">[COMPANY NAME], INC.</w:t>
-      </w:r>
-    </w:p>
-    <w:p>
-      <w:pPr>
-        <w:spacing w:after="200" w:line="276"/>
-        <w:jc w:val="both"/>
-      </w:pPr>
-      <w:r>
-        <w:t xml:space="preserve">This Indemnification Agreement (this “Agreement”) is made as of [DATE] between [COMPANY NAME], Inc., a Delaware corporation (the “Company”), and [INDEMNITEE NAME] (the “Indemnitee”), who serves as a director and/or officer of the Company.</w:t>
+        <w:t>{Company Name}, Inc.</w:t>
+      </w:r>
+    </w:p>
+    <w:p>
+      <w:pPr>
+        <w:spacing w:after="200" w:line="276"/>
+        <w:jc w:val="both"/>
+      </w:pPr>
+      <w:r>
+        <w:t>This Indemnification Agreement (this “Agreement”) is made as of {Effective Date} between {Company Name}, Inc., a Delaware corporation (the “Company”), and {Indemnitee Name} (the “Indemnitee”), who serves as a director and/or officer of the Company.</w:t>
       </w:r>
     </w:p>
     <w:p>
@@ -187,16 +188,30 @@
           <w:b/>
           <w:bCs/>
         </w:rPr>
-        <w:t xml:space="preserve">Directors’ and Officers’ Insurance [optional].</w:t>
-      </w:r>
-    </w:p>
-    <w:p>
-      <w:pPr>
-        <w:spacing w:after="200" w:line="276"/>
-        <w:jc w:val="both"/>
-      </w:pPr>
-      <w:r>
-        <w:t xml:space="preserve">The Company [shall use commercially reasonable efforts to maintain / may maintain] directors’ and officers’ liability insurance covering the Indemnitee on terms no less favorable than coverage provided to the Company’s other directors and officers.</w:t>
+        <w:t xml:space="preserve">Directors’ and Officers’ Insurance. </w:t>
+      </w:r>
+      <w:r>
+        <w:rPr>
+          <w:rStyle w:val="GLInstructionInline"/>
+          <w:b/>
+          <w:bCs/>
+        </w:rPr>
+        <w:t>[GL INSTRUCTION — This section is optional.]</w:t>
+      </w:r>
+    </w:p>
+    <w:p>
+      <w:pPr>
+        <w:spacing w:after="200" w:line="276"/>
+        <w:jc w:val="both"/>
+      </w:pPr>
+      <w:r>
+        <w:rPr>
+          <w:rStyle w:val="GLInstructionInline"/>
+        </w:rPr>
+        <w:t>[GL INSTRUCTION — Choose the approved directors’ and officers’ insurance undertaking.]</w:t>
+      </w:r>
+      <w:r>
+        <w:t xml:space="preserve"> {Directors and Officers Insurance Undertaking}</w:t>
       </w:r>
     </w:p>
     <w:p>
@@ -309,7 +324,10 @@
         <w:spacing w:after="0" w:before="360"/>
       </w:pPr>
       <w:r>
-        <w:t xml:space="preserve">______________________________</w:t>
+        <w:rPr>
+          <w:rStyle w:val="GLSignatureMarker"/>
+        </w:rPr>
+        <w:t>[[GL-SIGNATURE:officer]]</w:t>
       </w:r>
     </w:p>
     <w:p>
@@ -317,7 +335,7 @@
         <w:spacing w:after="200"/>
       </w:pPr>
       <w:r>
-        <w:t xml:space="preserve">[COMPANY NAME], INC., by [NAME], President and Chief Executive Officer</w:t>
+        <w:t>{Company Name}, Inc., by {Officer Name}, President and Chief Executive Officer</w:t>
       </w:r>
     </w:p>
     <w:p>
@@ -340,7 +358,10 @@
         <w:spacing w:after="0" w:before="360"/>
       </w:pPr>
       <w:r>
-        <w:t xml:space="preserve">______________________________</w:t>
+        <w:rPr>
+          <w:rStyle w:val="GLSignatureMarker"/>
+        </w:rPr>
+        <w:t>[[GL-SIGNATURE:indemnitee]]</w:t>
       </w:r>
     </w:p>
     <w:p>
@@ -348,7 +369,7 @@
         <w:spacing w:after="200"/>
       </w:pPr>
       <w:r>
-        <w:t xml:space="preserve">[INDEMNITEE NAME]</w:t>
+        <w:t>{Indemnitee Name}</w:t>
       </w:r>
     </w:p>
     <w:sectPr>
@@ -470,7 +491,7 @@
         <w:sz w:val="20"/>
         <w:szCs w:val="20"/>
       </w:rPr>
-      <w:t xml:space="preserve">[COMPANY NAME], INC. — Indemnification Agreement</w:t>
+      <w:t>{Company Name}, Inc. — Indemnification Agreement</w:t>
     </w:r>
   </w:p>
 </w:hdr>
@@ -807,5 +828,17 @@
       <w:szCs w:val="20"/>
     </w:rPr>
   </w:style>
+  <w:style w:type="paragraph" w:customStyle="1" w:styleId="GLInstructionBlock">
+    <w:name w:val="GL Instruction Block"/>
+    <w:basedOn w:val="Normal"/>
+  </w:style>
+  <w:style w:type="character" w:customStyle="1" w:styleId="GLInstructionInline">
+    <w:name w:val="GL Instruction Inline"/>
+    <w:basedOn w:val="DefaultParagraphFont"/>
+  </w:style>
+  <w:style w:type="character" w:customStyle="1" w:styleId="GLSignatureMarker">
+    <w:name w:val="GL Signature Marker"/>
+    <w:basedOn w:val="DefaultParagraphFont"/>
+  </w:style>
 </w:styles>
 </file>